--- a/báo cáo.docx
+++ b/báo cáo.docx
@@ -216,6 +216,34 @@
         </w:rPr>
         <w:t>:</w:t>
       </w:r>
+      <w:r>
+        <w:rPr>
+          <w:b/>
+        </w:rPr>
+        <w:t xml:space="preserve"> Đinh </w:t>
+      </w:r>
+      <w:proofErr w:type="spellStart"/>
+      <w:r>
+        <w:rPr>
+          <w:b/>
+        </w:rPr>
+        <w:t>Trần</w:t>
+      </w:r>
+      <w:proofErr w:type="spellEnd"/>
+      <w:r>
+        <w:rPr>
+          <w:b/>
+        </w:rPr>
+        <w:t xml:space="preserve"> </w:t>
+      </w:r>
+      <w:proofErr w:type="spellStart"/>
+      <w:r>
+        <w:rPr>
+          <w:b/>
+        </w:rPr>
+        <w:t>Hiệp</w:t>
+      </w:r>
+      <w:proofErr w:type="spellEnd"/>
     </w:p>
     <w:p>
       <w:pPr>
@@ -1401,8 +1429,9 @@
           <w:sz w:val="27"/>
         </w:rPr>
         <w:lastRenderedPageBreak/>
-        <w:t>`</w:t>
-      </w:r>
+        <w:t xml:space="preserve">`TỔNG QUAN PHÂN BỔ DUNG LƯỢNG BÁO CÁO (31 – 35 </w:t>
+      </w:r>
+      <w:proofErr w:type="gramStart"/>
       <w:r>
         <w:rPr>
           <w:rFonts w:ascii="Calibri" w:hAnsi="Calibri"/>
@@ -1410,16 +1439,6 @@
           <w:color w:val="003366"/>
           <w:sz w:val="27"/>
         </w:rPr>
-        <w:t xml:space="preserve">TỔNG QUAN PHÂN BỔ DUNG LƯỢNG BÁO CÁO (31 – 35 </w:t>
-      </w:r>
-      <w:proofErr w:type="gramStart"/>
-      <w:r>
-        <w:rPr>
-          <w:rFonts w:ascii="Calibri" w:hAnsi="Calibri"/>
-          <w:b/>
-          <w:color w:val="003366"/>
-          <w:sz w:val="27"/>
-        </w:rPr>
         <w:t>TRANG)</w:t>
       </w:r>
       <w:r>
@@ -1442,7 +1461,47 @@
           <w:color w:val="2563EB"/>
           <w:sz w:val="18"/>
         </w:rPr>
-        <w:t>[↑ Về Mục Lục]</w:t>
+        <w:t xml:space="preserve">[↑ </w:t>
+      </w:r>
+      <w:proofErr w:type="spellStart"/>
+      <w:r>
+        <w:rPr>
+          <w:rFonts w:ascii="Calibri" w:hAnsi="Calibri"/>
+          <w:i/>
+          <w:color w:val="2563EB"/>
+          <w:sz w:val="18"/>
+        </w:rPr>
+        <w:t>Về</w:t>
+      </w:r>
+      <w:proofErr w:type="spellEnd"/>
+      <w:r>
+        <w:rPr>
+          <w:rFonts w:ascii="Calibri" w:hAnsi="Calibri"/>
+          <w:i/>
+          <w:color w:val="2563EB"/>
+          <w:sz w:val="18"/>
+        </w:rPr>
+        <w:t xml:space="preserve"> </w:t>
+      </w:r>
+      <w:proofErr w:type="spellStart"/>
+      <w:r>
+        <w:rPr>
+          <w:rFonts w:ascii="Calibri" w:hAnsi="Calibri"/>
+          <w:i/>
+          <w:color w:val="2563EB"/>
+          <w:sz w:val="18"/>
+        </w:rPr>
+        <w:t>Mục</w:t>
+      </w:r>
+      <w:proofErr w:type="spellEnd"/>
+      <w:r>
+        <w:rPr>
+          <w:rFonts w:ascii="Calibri" w:hAnsi="Calibri"/>
+          <w:i/>
+          <w:color w:val="2563EB"/>
+          <w:sz w:val="18"/>
+        </w:rPr>
+        <w:t xml:space="preserve"> Lục]</w:t>
       </w:r>
       <w:r>
         <w:fldChar w:fldCharType="end"/>
@@ -1469,9 +1528,9 @@
         <w:tblLook w:val="04A0" w:firstRow="1" w:lastRow="0" w:firstColumn="1" w:lastColumn="0" w:noHBand="0" w:noVBand="1"/>
       </w:tblPr>
       <w:tblGrid>
-        <w:gridCol w:w="2447"/>
-        <w:gridCol w:w="5803"/>
-        <w:gridCol w:w="1638"/>
+        <w:gridCol w:w="2303"/>
+        <w:gridCol w:w="5415"/>
+        <w:gridCol w:w="1548"/>
       </w:tblGrid>
       <w:tr>
         <w:trPr>
@@ -2144,6 +2203,7 @@
           <w:color w:val="282828"/>
           <w:sz w:val="19"/>
         </w:rPr>
+        <w:lastRenderedPageBreak/>
         <w:t>Hình 3.3: Biểu đồ biến thiên Độ lệch chuẩn s, IQR và Hệ số biến thiên CV% theo cự ly đo.</w:t>
       </w:r>
     </w:p>
@@ -2228,7 +2288,6 @@
           <w:color w:val="282828"/>
           <w:sz w:val="19"/>
         </w:rPr>
-        <w:lastRenderedPageBreak/>
         <w:t>Hình 4.1: Sơ đồ khối nguyên lý Hệ thống giám sát mức chất lỏng thông minh có bù nhiệt độ trên ESP32.</w:t>
       </w:r>
     </w:p>
@@ -2676,8 +2735,8 @@
       </w:tblPr>
       <w:tblGrid>
         <w:gridCol w:w="3597"/>
-        <w:gridCol w:w="3144"/>
-        <w:gridCol w:w="3147"/>
+        <w:gridCol w:w="2827"/>
+        <w:gridCol w:w="2842"/>
       </w:tblGrid>
       <w:tr>
         <w:trPr>
@@ -6443,9 +6502,9 @@
         <w:tblLook w:val="04A0" w:firstRow="1" w:lastRow="0" w:firstColumn="1" w:lastColumn="0" w:noHBand="0" w:noVBand="1"/>
       </w:tblPr>
       <w:tblGrid>
-        <w:gridCol w:w="3216"/>
-        <w:gridCol w:w="3216"/>
-        <w:gridCol w:w="3216"/>
+        <w:gridCol w:w="3093"/>
+        <w:gridCol w:w="3087"/>
+        <w:gridCol w:w="3086"/>
       </w:tblGrid>
       <w:tr>
         <w:trPr>
@@ -6762,6 +6821,7 @@
               <w:rPr>
                 <w:sz w:val="19"/>
               </w:rPr>
+              <w:lastRenderedPageBreak/>
               <w:t>25.0 °C</w:t>
             </w:r>
           </w:p>
@@ -6910,7 +6970,6 @@
               <w:rPr>
                 <w:sz w:val="19"/>
               </w:rPr>
-              <w:lastRenderedPageBreak/>
               <w:t>30.0 °C</w:t>
             </w:r>
           </w:p>
@@ -6976,7 +7035,7 @@
         <w:tblLook w:val="04A0" w:firstRow="1" w:lastRow="0" w:firstColumn="1" w:lastColumn="0" w:noHBand="0" w:noVBand="1"/>
       </w:tblPr>
       <w:tblGrid>
-        <w:gridCol w:w="9648"/>
+        <w:gridCol w:w="9506"/>
       </w:tblGrid>
       <w:tr>
         <w:trPr>
@@ -11681,6 +11740,7 @@
           <w:sz w:val="24"/>
           <w:szCs w:val="24"/>
         </w:rPr>
+        <w:lastRenderedPageBreak/>
         <w:t>Bước</w:t>
       </w:r>
       <w:proofErr w:type="spellEnd"/>
@@ -12259,7 +12319,7 @@
         <w:tblLook w:val="04A0" w:firstRow="1" w:lastRow="0" w:firstColumn="1" w:lastColumn="0" w:noHBand="0" w:noVBand="1"/>
       </w:tblPr>
       <w:tblGrid>
-        <w:gridCol w:w="9648"/>
+        <w:gridCol w:w="9506"/>
       </w:tblGrid>
       <w:tr>
         <w:trPr>
@@ -12434,12 +12494,12 @@
         <w:tblLook w:val="04A0" w:firstRow="1" w:lastRow="0" w:firstColumn="1" w:lastColumn="0" w:noHBand="0" w:noVBand="1"/>
       </w:tblPr>
       <w:tblGrid>
-        <w:gridCol w:w="2643"/>
-        <w:gridCol w:w="2191"/>
-        <w:gridCol w:w="1405"/>
-        <w:gridCol w:w="1473"/>
-        <w:gridCol w:w="1430"/>
-        <w:gridCol w:w="866"/>
+        <w:gridCol w:w="2477"/>
+        <w:gridCol w:w="2040"/>
+        <w:gridCol w:w="1309"/>
+        <w:gridCol w:w="1371"/>
+        <w:gridCol w:w="1337"/>
+        <w:gridCol w:w="852"/>
       </w:tblGrid>
       <w:tr>
         <w:trPr>
@@ -15724,6 +15784,7 @@
                 <w:sz w:val="24"/>
                 <w:szCs w:val="24"/>
               </w:rPr>
+              <w:lastRenderedPageBreak/>
               <w:t>nhỏ</w:t>
             </w:r>
             <w:proofErr w:type="spellEnd"/>
@@ -15784,6 +15845,7 @@
                 <w:sz w:val="24"/>
                 <w:szCs w:val="24"/>
               </w:rPr>
+              <w:lastRenderedPageBreak/>
               <w:t>—</w:t>
             </w:r>
           </w:p>
@@ -15946,7 +16008,6 @@
                 <w:sz w:val="24"/>
                 <w:szCs w:val="24"/>
               </w:rPr>
-              <w:lastRenderedPageBreak/>
               <w:t xml:space="preserve">Sai </w:t>
             </w:r>
             <w:proofErr w:type="spellStart"/>
@@ -19117,6 +19178,7 @@
           <w:sz w:val="24"/>
           <w:szCs w:val="24"/>
         </w:rPr>
+        <w:lastRenderedPageBreak/>
         <w:t>1.3. Cơ sở lý thuyết xử lý số liệu thực nghiệm và Đánh giá độ không đảm bảo đo</w:t>
       </w:r>
       <w:r>
@@ -19166,10 +19228,10 @@
         <w:tblLook w:val="04A0" w:firstRow="1" w:lastRow="0" w:firstColumn="1" w:lastColumn="0" w:noHBand="0" w:noVBand="1"/>
       </w:tblPr>
       <w:tblGrid>
-        <w:gridCol w:w="3216"/>
-        <w:gridCol w:w="3216"/>
-        <w:gridCol w:w="3216"/>
-        <w:gridCol w:w="20"/>
+        <w:gridCol w:w="3088"/>
+        <w:gridCol w:w="3101"/>
+        <w:gridCol w:w="3058"/>
+        <w:gridCol w:w="19"/>
       </w:tblGrid>
       <w:tr>
         <w:trPr>
@@ -19371,7 +19433,6 @@
                 <w:sz w:val="20"/>
                 <w:szCs w:val="20"/>
               </w:rPr>
-              <w:lastRenderedPageBreak/>
               <w:t>Trung bình &amp; Độ lệch chuẩn</w:t>
             </w:r>
           </w:p>
@@ -21281,23 +21342,7 @@
                 <w:sz w:val="20"/>
                 <w:szCs w:val="20"/>
               </w:rPr>
-              <w:t xml:space="preserve"> </w:t>
-            </w:r>
-            <w:r>
-              <w:rPr>
-                <w:rFonts w:ascii="Times New Roman" w:hAnsi="Times New Roman" w:cs="Times New Roman"/>
-                <w:sz w:val="20"/>
-                <w:szCs w:val="20"/>
-              </w:rPr>
-              <w:t xml:space="preserve">, </w:t>
-            </w:r>
-            <w:r>
-              <w:rPr>
-                <w:rFonts w:ascii="Times New Roman" w:hAnsi="Times New Roman" w:cs="Times New Roman"/>
-                <w:sz w:val="20"/>
-                <w:szCs w:val="20"/>
-              </w:rPr>
-              <w:t xml:space="preserve"> </w:t>
+              <w:t xml:space="preserve"> ,  </w:t>
             </w:r>
             <m:oMath>
               <m:sSub>
@@ -21451,15 +21496,7 @@
                 <w:sz w:val="20"/>
                 <w:szCs w:val="20"/>
               </w:rPr>
-              <w:t>,</w:t>
-            </w:r>
-            <w:r>
-              <w:rPr>
-                <w:rFonts w:ascii="Times New Roman" w:hAnsi="Times New Roman" w:cs="Times New Roman"/>
-                <w:sz w:val="20"/>
-                <w:szCs w:val="20"/>
-              </w:rPr>
-              <w:t xml:space="preserve">  </w:t>
+              <w:t xml:space="preserve">,  </w:t>
             </w:r>
           </w:p>
           <w:p>
@@ -21645,6 +21682,7 @@
     </w:p>
     <w:p>
       <w:r>
+        <w:lastRenderedPageBreak/>
         <w:br w:type="page"/>
       </w:r>
     </w:p>
@@ -21804,10 +21842,10 @@
         <w:tblLook w:val="04A0" w:firstRow="1" w:lastRow="0" w:firstColumn="1" w:lastColumn="0" w:noHBand="0" w:noVBand="1"/>
       </w:tblPr>
       <w:tblGrid>
-        <w:gridCol w:w="2412"/>
-        <w:gridCol w:w="2412"/>
-        <w:gridCol w:w="2412"/>
-        <w:gridCol w:w="2412"/>
+        <w:gridCol w:w="2321"/>
+        <w:gridCol w:w="2315"/>
+        <w:gridCol w:w="2315"/>
+        <w:gridCol w:w="2315"/>
       </w:tblGrid>
       <w:tr>
         <w:trPr>
@@ -22448,7 +22486,7 @@
         <w:tblLook w:val="04A0" w:firstRow="1" w:lastRow="0" w:firstColumn="1" w:lastColumn="0" w:noHBand="0" w:noVBand="1"/>
       </w:tblPr>
       <w:tblGrid>
-        <w:gridCol w:w="9648"/>
+        <w:gridCol w:w="9506"/>
       </w:tblGrid>
       <w:tr>
         <w:trPr>
@@ -22500,7 +22538,47 @@
           <w:color w:val="5A5A5A"/>
           <w:sz w:val="19"/>
         </w:rPr>
-        <w:t xml:space="preserve">Hình 2.1: Sơ đồ nối dây thực tế giữa RCWL-1601, cảm biến nhiệt độ và ESP32 Expansion Board 30-Pin kèm ảnh </w:t>
+        <w:t xml:space="preserve">Hình 2.1: Sơ đồ nối dây thực tế giữa RCWL-1601, cảm biến nhiệt độ và ESP32 Expansion Board 30-Pin </w:t>
+      </w:r>
+      <w:proofErr w:type="spellStart"/>
+      <w:r>
+        <w:rPr>
+          <w:rFonts w:ascii="Calibri" w:hAnsi="Calibri"/>
+          <w:i/>
+          <w:color w:val="5A5A5A"/>
+          <w:sz w:val="19"/>
+        </w:rPr>
+        <w:t>kèm</w:t>
+      </w:r>
+      <w:proofErr w:type="spellEnd"/>
+      <w:r>
+        <w:rPr>
+          <w:rFonts w:ascii="Calibri" w:hAnsi="Calibri"/>
+          <w:i/>
+          <w:color w:val="5A5A5A"/>
+          <w:sz w:val="19"/>
+        </w:rPr>
+        <w:t xml:space="preserve"> </w:t>
+      </w:r>
+      <w:proofErr w:type="spellStart"/>
+      <w:r>
+        <w:rPr>
+          <w:rFonts w:ascii="Calibri" w:hAnsi="Calibri"/>
+          <w:i/>
+          <w:color w:val="5A5A5A"/>
+          <w:sz w:val="19"/>
+        </w:rPr>
+        <w:t>ảnh</w:t>
+      </w:r>
+      <w:proofErr w:type="spellEnd"/>
+      <w:r>
+        <w:rPr>
+          <w:rFonts w:ascii="Calibri" w:hAnsi="Calibri"/>
+          <w:i/>
+          <w:color w:val="5A5A5A"/>
+          <w:sz w:val="19"/>
+        </w:rPr>
+        <w:t xml:space="preserve"> </w:t>
       </w:r>
       <w:proofErr w:type="spellStart"/>
       <w:r>
@@ -22774,6 +22852,7 @@
           <w:sz w:val="24"/>
           <w:szCs w:val="24"/>
         </w:rPr>
+        <w:lastRenderedPageBreak/>
         <w:t>Lớp</w:t>
       </w:r>
       <w:proofErr w:type="spellEnd"/>
@@ -22783,7 +22862,43 @@
           <w:sz w:val="24"/>
           <w:szCs w:val="24"/>
         </w:rPr>
-        <w:t xml:space="preserve"> DistanceMonitorApp (trên ESP32) &amp; ESP32TerminalRunner (trên PC): Điều phối quá trình đo lặp lại N lần tại mỗi mốc, đóng gói chuỗi CSV_DATA và lưu trực tiếp vào tệp CSV trên máy tính.</w:t>
+        <w:t xml:space="preserve"> </w:t>
+      </w:r>
+      <w:proofErr w:type="spellStart"/>
+      <w:r>
+        <w:rPr>
+          <w:rFonts w:ascii="Times New Roman" w:hAnsi="Times New Roman" w:cs="Times New Roman"/>
+          <w:sz w:val="24"/>
+          <w:szCs w:val="24"/>
+        </w:rPr>
+        <w:t>DistanceMonitorApp</w:t>
+      </w:r>
+      <w:proofErr w:type="spellEnd"/>
+      <w:r>
+        <w:rPr>
+          <w:rFonts w:ascii="Times New Roman" w:hAnsi="Times New Roman" w:cs="Times New Roman"/>
+          <w:sz w:val="24"/>
+          <w:szCs w:val="24"/>
+        </w:rPr>
+        <w:t xml:space="preserve"> (</w:t>
+      </w:r>
+      <w:proofErr w:type="spellStart"/>
+      <w:r>
+        <w:rPr>
+          <w:rFonts w:ascii="Times New Roman" w:hAnsi="Times New Roman" w:cs="Times New Roman"/>
+          <w:sz w:val="24"/>
+          <w:szCs w:val="24"/>
+        </w:rPr>
+        <w:t>trên</w:t>
+      </w:r>
+      <w:proofErr w:type="spellEnd"/>
+      <w:r>
+        <w:rPr>
+          <w:rFonts w:ascii="Times New Roman" w:hAnsi="Times New Roman" w:cs="Times New Roman"/>
+          <w:sz w:val="24"/>
+          <w:szCs w:val="24"/>
+        </w:rPr>
+        <w:t xml:space="preserve"> ESP32) &amp; ESP32TerminalRunner (trên PC): Điều phối quá trình đo lặp lại N lần tại mỗi mốc, đóng gói chuỗi CSV_DATA và lưu trực tiếp vào tệp CSV trên máy tính.</w:t>
       </w:r>
     </w:p>
     <w:tbl>
@@ -22793,7 +22908,7 @@
         <w:tblLook w:val="04A0" w:firstRow="1" w:lastRow="0" w:firstColumn="1" w:lastColumn="0" w:noHBand="0" w:noVBand="1"/>
       </w:tblPr>
       <w:tblGrid>
-        <w:gridCol w:w="9648"/>
+        <w:gridCol w:w="9506"/>
       </w:tblGrid>
       <w:tr>
         <w:trPr>
@@ -22845,7 +22960,6 @@
           <w:color w:val="5A5A5A"/>
           <w:sz w:val="19"/>
         </w:rPr>
-        <w:lastRenderedPageBreak/>
         <w:t>Hình 2.2: Sơ đồ lớp UML (Class Diagram) và Lưu đồ giải thuật (Flowchart) thu thập dữ liệu qua UART</w:t>
       </w:r>
     </w:p>
@@ -22918,11 +23032,11 @@
         <w:tblLook w:val="04A0" w:firstRow="1" w:lastRow="0" w:firstColumn="1" w:lastColumn="0" w:noHBand="0" w:noVBand="1"/>
       </w:tblPr>
       <w:tblGrid>
-        <w:gridCol w:w="1930"/>
-        <w:gridCol w:w="1930"/>
-        <w:gridCol w:w="1930"/>
-        <w:gridCol w:w="1930"/>
-        <w:gridCol w:w="1930"/>
+        <w:gridCol w:w="1848"/>
+        <w:gridCol w:w="1842"/>
+        <w:gridCol w:w="1851"/>
+        <w:gridCol w:w="1845"/>
+        <w:gridCol w:w="1880"/>
       </w:tblGrid>
       <w:tr>
         <w:trPr>
@@ -23794,12 +23908,12 @@
         <w:tblLook w:val="04A0" w:firstRow="1" w:lastRow="0" w:firstColumn="1" w:lastColumn="0" w:noHBand="0" w:noVBand="1"/>
       </w:tblPr>
       <w:tblGrid>
-        <w:gridCol w:w="1608"/>
-        <w:gridCol w:w="1608"/>
-        <w:gridCol w:w="1608"/>
-        <w:gridCol w:w="1608"/>
-        <w:gridCol w:w="1608"/>
-        <w:gridCol w:w="1608"/>
+        <w:gridCol w:w="1526"/>
+        <w:gridCol w:w="1545"/>
+        <w:gridCol w:w="1545"/>
+        <w:gridCol w:w="1553"/>
+        <w:gridCol w:w="1553"/>
+        <w:gridCol w:w="1544"/>
       </w:tblGrid>
       <w:tr>
         <w:trPr>
@@ -24955,7 +25069,7 @@
         <w:tblLook w:val="04A0" w:firstRow="1" w:lastRow="0" w:firstColumn="1" w:lastColumn="0" w:noHBand="0" w:noVBand="1"/>
       </w:tblPr>
       <w:tblGrid>
-        <w:gridCol w:w="9648"/>
+        <w:gridCol w:w="9506"/>
       </w:tblGrid>
       <w:tr>
         <w:trPr>
@@ -25018,7 +25132,7 @@
         <w:tblLook w:val="04A0" w:firstRow="1" w:lastRow="0" w:firstColumn="1" w:lastColumn="0" w:noHBand="0" w:noVBand="1"/>
       </w:tblPr>
       <w:tblGrid>
-        <w:gridCol w:w="9648"/>
+        <w:gridCol w:w="9306"/>
       </w:tblGrid>
       <w:tr>
         <w:trPr>
@@ -25085,27 +25199,39 @@
       <w:pPr>
         <w:keepNext/>
         <w:spacing w:before="320" w:after="80"/>
+        <w:rPr>
+          <w:rFonts w:ascii="Times New Roman" w:hAnsi="Times New Roman" w:cs="Times New Roman"/>
+          <w:sz w:val="24"/>
+          <w:szCs w:val="24"/>
+        </w:rPr>
       </w:pPr>
       <w:bookmarkStart w:id="15" w:name="chap3"/>
       <w:r>
         <w:rPr>
-          <w:rFonts w:ascii="Calibri" w:hAnsi="Calibri"/>
+          <w:rFonts w:ascii="Times New Roman" w:hAnsi="Times New Roman" w:cs="Times New Roman"/>
           <w:b/>
           <w:color w:val="003366"/>
-          <w:sz w:val="27"/>
+          <w:sz w:val="24"/>
+          <w:szCs w:val="24"/>
         </w:rPr>
         <w:t>CHƯƠNG 3: PHÂN TÍCH KẾT QUẢ THỰC NGHIỆM</w:t>
       </w:r>
       <w:r>
+        <w:rPr>
+          <w:rFonts w:ascii="Times New Roman" w:hAnsi="Times New Roman" w:cs="Times New Roman"/>
+          <w:sz w:val="24"/>
+          <w:szCs w:val="24"/>
+        </w:rPr>
         <w:t xml:space="preserve">   </w:t>
       </w:r>
       <w:hyperlink w:anchor="toc_nav">
         <w:r>
           <w:rPr>
-            <w:rFonts w:ascii="Calibri" w:hAnsi="Calibri"/>
+            <w:rFonts w:ascii="Times New Roman" w:hAnsi="Times New Roman" w:cs="Times New Roman"/>
             <w:i/>
             <w:color w:val="2563EB"/>
-            <w:sz w:val="18"/>
+            <w:sz w:val="24"/>
+            <w:szCs w:val="24"/>
           </w:rPr>
           <w:t>[↑ Về Mục Lục]</w:t>
         </w:r>
@@ -25116,27 +25242,39 @@
       <w:pPr>
         <w:keepNext/>
         <w:spacing w:before="220" w:after="60"/>
+        <w:rPr>
+          <w:rFonts w:ascii="Times New Roman" w:hAnsi="Times New Roman" w:cs="Times New Roman"/>
+          <w:sz w:val="24"/>
+          <w:szCs w:val="24"/>
+        </w:rPr>
       </w:pPr>
       <w:bookmarkStart w:id="16" w:name="chap3_1"/>
       <w:r>
         <w:rPr>
-          <w:rFonts w:ascii="Calibri" w:hAnsi="Calibri"/>
+          <w:rFonts w:ascii="Times New Roman" w:hAnsi="Times New Roman" w:cs="Times New Roman"/>
           <w:b/>
           <w:color w:val="800000"/>
-          <w:sz w:val="23"/>
+          <w:sz w:val="24"/>
+          <w:szCs w:val="24"/>
         </w:rPr>
         <w:t>3.1. Tiền xử lý dữ liệu và Đánh giá hiệu quả lọc sai số thô</w:t>
       </w:r>
       <w:r>
+        <w:rPr>
+          <w:rFonts w:ascii="Times New Roman" w:hAnsi="Times New Roman" w:cs="Times New Roman"/>
+          <w:sz w:val="24"/>
+          <w:szCs w:val="24"/>
+        </w:rPr>
         <w:t xml:space="preserve">   </w:t>
       </w:r>
       <w:hyperlink w:anchor="toc_nav">
         <w:r>
           <w:rPr>
-            <w:rFonts w:ascii="Calibri" w:hAnsi="Calibri"/>
+            <w:rFonts w:ascii="Times New Roman" w:hAnsi="Times New Roman" w:cs="Times New Roman"/>
             <w:i/>
             <w:color w:val="2563EB"/>
-            <w:sz w:val="16"/>
+            <w:sz w:val="24"/>
+            <w:szCs w:val="24"/>
           </w:rPr>
           <w:t>[↑ Về Mục Lục]</w:t>
         </w:r>
@@ -25146,10 +25284,17 @@
     <w:p>
       <w:pPr>
         <w:spacing w:after="80"/>
+        <w:rPr>
+          <w:rFonts w:ascii="Times New Roman" w:hAnsi="Times New Roman" w:cs="Times New Roman"/>
+          <w:sz w:val="24"/>
+          <w:szCs w:val="24"/>
+        </w:rPr>
       </w:pPr>
       <w:r>
         <w:rPr>
-          <w:rFonts w:ascii="Calibri" w:hAnsi="Calibri"/>
+          <w:rFonts w:ascii="Times New Roman" w:hAnsi="Times New Roman" w:cs="Times New Roman"/>
+          <w:sz w:val="24"/>
+          <w:szCs w:val="24"/>
         </w:rPr>
         <w:t>Dữ liệu từ tệp tổng hợp FSDT.csv được phân tích trên toàn bộ các mốc cự ly từ 1 cm đến 600 cm. Bộ lọc kép 3-Sigma và IQR được áp dụng để loại bỏ các điểm nhảy bậc chu kỳ sóng phản xạ:</w:t>
       </w:r>
@@ -25161,13 +25306,13 @@
         <w:tblLook w:val="04A0" w:firstRow="1" w:lastRow="0" w:firstColumn="1" w:lastColumn="0" w:noHBand="0" w:noVBand="1"/>
       </w:tblPr>
       <w:tblGrid>
-        <w:gridCol w:w="1378"/>
-        <w:gridCol w:w="1378"/>
-        <w:gridCol w:w="1378"/>
-        <w:gridCol w:w="1378"/>
-        <w:gridCol w:w="1378"/>
-        <w:gridCol w:w="1378"/>
-        <w:gridCol w:w="1378"/>
+        <w:gridCol w:w="1317"/>
+        <w:gridCol w:w="1340"/>
+        <w:gridCol w:w="1330"/>
+        <w:gridCol w:w="1319"/>
+        <w:gridCol w:w="1319"/>
+        <w:gridCol w:w="1319"/>
+        <w:gridCol w:w="1322"/>
       </w:tblGrid>
       <w:tr>
         <w:trPr>
@@ -25194,6 +25339,7 @@
                 <w:color w:val="FFFFFF"/>
                 <w:sz w:val="18"/>
               </w:rPr>
+              <w:lastRenderedPageBreak/>
               <w:t>d_true (cm)</w:t>
             </w:r>
           </w:p>
@@ -25538,7 +25684,6 @@
               <w:rPr>
                 <w:sz w:val="18"/>
               </w:rPr>
-              <w:lastRenderedPageBreak/>
               <w:t>2.0</w:t>
             </w:r>
           </w:p>
@@ -26572,11 +26717,33 @@
         </w:rPr>
         <w:t xml:space="preserve">• </w:t>
       </w:r>
+      <w:proofErr w:type="spellStart"/>
       <w:r>
         <w:rPr>
           <w:rFonts w:ascii="Calibri" w:hAnsi="Calibri"/>
         </w:rPr>
-        <w:t>Vùng chết (Blind Zone): Tại d &lt; 2.0 cm, thời gian phản xạ t &lt; 116 μs trùng với thời gian tắt dao động màng gốm phát (ringing time) và bão hòa mạch khuếch đại, khiến cảm biến đọc sai hoàn toàn hoặc báo timeout. Bắt đầu từ d = 3.0 cm, tín hiệu ổn định trở lại.</w:t>
+        <w:t>Vùng</w:t>
+      </w:r>
+      <w:proofErr w:type="spellEnd"/>
+      <w:r>
+        <w:rPr>
+          <w:rFonts w:ascii="Calibri" w:hAnsi="Calibri"/>
+        </w:rPr>
+        <w:t xml:space="preserve"> </w:t>
+      </w:r>
+      <w:proofErr w:type="spellStart"/>
+      <w:r>
+        <w:rPr>
+          <w:rFonts w:ascii="Calibri" w:hAnsi="Calibri"/>
+        </w:rPr>
+        <w:t>chết</w:t>
+      </w:r>
+      <w:proofErr w:type="spellEnd"/>
+      <w:r>
+        <w:rPr>
+          <w:rFonts w:ascii="Calibri" w:hAnsi="Calibri"/>
+        </w:rPr>
+        <w:t xml:space="preserve"> (Blind Zone): Tại d &lt; 2.0 cm, thời gian phản xạ t &lt; 116 μs trùng với thời gian tắt dao động màng gốm phát (ringing time) và bão hòa mạch khuếch đại, khiến cảm biến đọc sai hoàn toàn hoặc báo timeout. Bắt đầu từ d = 3.0 cm, tín hiệu ổn định trở lại.</w:t>
       </w:r>
     </w:p>
     <w:p>
@@ -26591,11 +26758,47 @@
         </w:rPr>
         <w:t xml:space="preserve">• </w:t>
       </w:r>
+      <w:proofErr w:type="spellStart"/>
       <w:r>
         <w:rPr>
           <w:rFonts w:ascii="Calibri" w:hAnsi="Calibri"/>
         </w:rPr>
-        <w:t>Giới hạn đo xa: Tại d &gt; 450 cm, biên độ sóng dội suy giảm mạnh. Tỷ lệ bắt sóng trượt tăng lên và xuất hiện sai số lớn khi đạt 550 - 600 cm. Dải đo hiệu dụng (Effective Span) khuyến nghị là 3.0 cm đến 450 cm.</w:t>
+        <w:t>Giới</w:t>
+      </w:r>
+      <w:proofErr w:type="spellEnd"/>
+      <w:r>
+        <w:rPr>
+          <w:rFonts w:ascii="Calibri" w:hAnsi="Calibri"/>
+        </w:rPr>
+        <w:t xml:space="preserve"> </w:t>
+      </w:r>
+      <w:proofErr w:type="spellStart"/>
+      <w:r>
+        <w:rPr>
+          <w:rFonts w:ascii="Calibri" w:hAnsi="Calibri"/>
+        </w:rPr>
+        <w:t>hạn</w:t>
+      </w:r>
+      <w:proofErr w:type="spellEnd"/>
+      <w:r>
+        <w:rPr>
+          <w:rFonts w:ascii="Calibri" w:hAnsi="Calibri"/>
+        </w:rPr>
+        <w:t xml:space="preserve"> </w:t>
+      </w:r>
+      <w:proofErr w:type="spellStart"/>
+      <w:r>
+        <w:rPr>
+          <w:rFonts w:ascii="Calibri" w:hAnsi="Calibri"/>
+        </w:rPr>
+        <w:t>đo</w:t>
+      </w:r>
+      <w:proofErr w:type="spellEnd"/>
+      <w:r>
+        <w:rPr>
+          <w:rFonts w:ascii="Calibri" w:hAnsi="Calibri"/>
+        </w:rPr>
+        <w:t xml:space="preserve"> xa: Tại d &gt; 450 cm, biên độ sóng dội suy giảm mạnh. Tỷ lệ bắt sóng trượt tăng lên và xuất hiện sai số lớn khi đạt 550 - 600 cm. Dải đo hiệu dụng (Effective Span) khuyến nghị là 3.0 cm đến 450 cm.</w:t>
       </w:r>
     </w:p>
     <w:p>
@@ -26669,7 +26872,7 @@
         <w:tblLook w:val="04A0" w:firstRow="1" w:lastRow="0" w:firstColumn="1" w:lastColumn="0" w:noHBand="0" w:noVBand="1"/>
       </w:tblPr>
       <w:tblGrid>
-        <w:gridCol w:w="9648"/>
+        <w:gridCol w:w="9506"/>
       </w:tblGrid>
       <w:tr>
         <w:trPr>
@@ -26738,7 +26941,7 @@
         <w:tblLook w:val="04A0" w:firstRow="1" w:lastRow="0" w:firstColumn="1" w:lastColumn="0" w:noHBand="0" w:noVBand="1"/>
       </w:tblPr>
       <w:tblGrid>
-        <w:gridCol w:w="9648"/>
+        <w:gridCol w:w="9506"/>
       </w:tblGrid>
       <w:tr>
         <w:trPr>
@@ -26772,6 +26975,7 @@
                 <w:color w:val="64748B"/>
                 <w:sz w:val="18"/>
               </w:rPr>
+              <w:lastRenderedPageBreak/>
               <w:t>[VỊ TRÍ CHÈN HÌNH ẢNH / BIỂU ĐỒ - DÙNG INSERT &gt; PICTURE HOẶC XUẤT TỪ SCRIPT]</w:t>
             </w:r>
           </w:p>
@@ -26873,7 +27077,6 @@
           <w:rFonts w:ascii="Calibri" w:hAnsi="Calibri"/>
           <w:b/>
         </w:rPr>
-        <w:lastRenderedPageBreak/>
         <w:t xml:space="preserve">• </w:t>
       </w:r>
       <w:r>
@@ -26915,7 +27118,7 @@
         <w:tblLook w:val="04A0" w:firstRow="1" w:lastRow="0" w:firstColumn="1" w:lastColumn="0" w:noHBand="0" w:noVBand="1"/>
       </w:tblPr>
       <w:tblGrid>
-        <w:gridCol w:w="9648"/>
+        <w:gridCol w:w="9506"/>
       </w:tblGrid>
       <w:tr>
         <w:trPr>
@@ -27020,11 +27223,11 @@
         <w:tblLook w:val="04A0" w:firstRow="1" w:lastRow="0" w:firstColumn="1" w:lastColumn="0" w:noHBand="0" w:noVBand="1"/>
       </w:tblPr>
       <w:tblGrid>
-        <w:gridCol w:w="1930"/>
-        <w:gridCol w:w="1930"/>
-        <w:gridCol w:w="1930"/>
-        <w:gridCol w:w="1930"/>
-        <w:gridCol w:w="1930"/>
+        <w:gridCol w:w="1849"/>
+        <w:gridCol w:w="1857"/>
+        <w:gridCol w:w="1857"/>
+        <w:gridCol w:w="1845"/>
+        <w:gridCol w:w="1858"/>
       </w:tblGrid>
       <w:tr>
         <w:trPr>
@@ -27770,7 +27973,7 @@
         <w:tblLook w:val="04A0" w:firstRow="1" w:lastRow="0" w:firstColumn="1" w:lastColumn="0" w:noHBand="0" w:noVBand="1"/>
       </w:tblPr>
       <w:tblGrid>
-        <w:gridCol w:w="9648"/>
+        <w:gridCol w:w="9506"/>
       </w:tblGrid>
       <w:tr>
         <w:trPr>
@@ -27804,6 +28007,7 @@
                 <w:color w:val="64748B"/>
                 <w:sz w:val="18"/>
               </w:rPr>
+              <w:lastRenderedPageBreak/>
               <w:t>[VỊ TRÍ CHÈN HÌNH ẢNH / BIỂU ĐỒ - DÙNG INSERT &gt; PICTURE HOẶC XUẤT TỪ SCRIPT]</w:t>
             </w:r>
           </w:p>
@@ -27935,7 +28139,6 @@
           <w:rFonts w:ascii="Calibri" w:hAnsi="Calibri"/>
           <w:b/>
         </w:rPr>
-        <w:lastRenderedPageBreak/>
         <w:t xml:space="preserve">• </w:t>
       </w:r>
       <w:r>
@@ -27952,11 +28155,11 @@
         <w:tblLook w:val="04A0" w:firstRow="1" w:lastRow="0" w:firstColumn="1" w:lastColumn="0" w:noHBand="0" w:noVBand="1"/>
       </w:tblPr>
       <w:tblGrid>
-        <w:gridCol w:w="1930"/>
-        <w:gridCol w:w="1930"/>
-        <w:gridCol w:w="1930"/>
-        <w:gridCol w:w="1930"/>
-        <w:gridCol w:w="1930"/>
+        <w:gridCol w:w="1848"/>
+        <w:gridCol w:w="1847"/>
+        <w:gridCol w:w="1849"/>
+        <w:gridCol w:w="1869"/>
+        <w:gridCol w:w="1853"/>
       </w:tblGrid>
       <w:tr>
         <w:trPr>
@@ -28702,7 +28905,7 @@
         <w:tblLook w:val="04A0" w:firstRow="1" w:lastRow="0" w:firstColumn="1" w:lastColumn="0" w:noHBand="0" w:noVBand="1"/>
       </w:tblPr>
       <w:tblGrid>
-        <w:gridCol w:w="9648"/>
+        <w:gridCol w:w="9506"/>
       </w:tblGrid>
       <w:tr>
         <w:trPr>
@@ -28810,6 +29013,7 @@
           <w:rFonts w:ascii="Calibri" w:hAnsi="Calibri"/>
           <w:b/>
         </w:rPr>
+        <w:lastRenderedPageBreak/>
         <w:t xml:space="preserve">• </w:t>
       </w:r>
       <w:r>
@@ -28845,11 +29049,11 @@
         <w:tblLook w:val="04A0" w:firstRow="1" w:lastRow="0" w:firstColumn="1" w:lastColumn="0" w:noHBand="0" w:noVBand="1"/>
       </w:tblPr>
       <w:tblGrid>
-        <w:gridCol w:w="1930"/>
-        <w:gridCol w:w="1930"/>
-        <w:gridCol w:w="1930"/>
-        <w:gridCol w:w="1930"/>
-        <w:gridCol w:w="1930"/>
+        <w:gridCol w:w="1845"/>
+        <w:gridCol w:w="1858"/>
+        <w:gridCol w:w="1858"/>
+        <w:gridCol w:w="1852"/>
+        <w:gridCol w:w="1853"/>
       </w:tblGrid>
       <w:tr>
         <w:trPr>
@@ -29475,7 +29679,7 @@
         <w:tblLook w:val="04A0" w:firstRow="1" w:lastRow="0" w:firstColumn="1" w:lastColumn="0" w:noHBand="0" w:noVBand="1"/>
       </w:tblPr>
       <w:tblGrid>
-        <w:gridCol w:w="9648"/>
+        <w:gridCol w:w="9506"/>
       </w:tblGrid>
       <w:tr>
         <w:trPr>
@@ -29509,7 +29713,6 @@
                 <w:color w:val="64748B"/>
                 <w:sz w:val="18"/>
               </w:rPr>
-              <w:lastRenderedPageBreak/>
               <w:t>[VỊ TRÍ CHÈN HÌNH ẢNH / BIỂU ĐỒ - DÙNG INSERT &gt; PICTURE HOẶC XUẤT TỪ SCRIPT]</w:t>
             </w:r>
           </w:p>
@@ -29644,11 +29847,11 @@
         <w:tblLook w:val="04A0" w:firstRow="1" w:lastRow="0" w:firstColumn="1" w:lastColumn="0" w:noHBand="0" w:noVBand="1"/>
       </w:tblPr>
       <w:tblGrid>
-        <w:gridCol w:w="1930"/>
-        <w:gridCol w:w="1930"/>
-        <w:gridCol w:w="1930"/>
-        <w:gridCol w:w="1930"/>
-        <w:gridCol w:w="1930"/>
+        <w:gridCol w:w="1845"/>
+        <w:gridCol w:w="1870"/>
+        <w:gridCol w:w="1864"/>
+        <w:gridCol w:w="1842"/>
+        <w:gridCol w:w="1845"/>
       </w:tblGrid>
       <w:tr>
         <w:trPr>
@@ -30395,10 +30598,10 @@
         <w:tblLook w:val="04A0" w:firstRow="1" w:lastRow="0" w:firstColumn="1" w:lastColumn="0" w:noHBand="0" w:noVBand="1"/>
       </w:tblPr>
       <w:tblGrid>
-        <w:gridCol w:w="2412"/>
-        <w:gridCol w:w="2412"/>
-        <w:gridCol w:w="2412"/>
-        <w:gridCol w:w="2412"/>
+        <w:gridCol w:w="2332"/>
+        <w:gridCol w:w="2323"/>
+        <w:gridCol w:w="2308"/>
+        <w:gridCol w:w="2303"/>
       </w:tblGrid>
       <w:tr>
         <w:trPr>
@@ -31374,6 +31577,7 @@
           <w:rFonts w:ascii="Calibri" w:hAnsi="Calibri"/>
           <w:b/>
         </w:rPr>
+        <w:lastRenderedPageBreak/>
         <w:t xml:space="preserve">3. </w:t>
       </w:r>
       <w:r>
@@ -31396,7 +31600,6 @@
           <w:color w:val="800000"/>
           <w:sz w:val="23"/>
         </w:rPr>
-        <w:lastRenderedPageBreak/>
         <w:t>4.2. Thiết kế chi tiết Bài toán tiêu biểu: "Hệ thống giám sát mức và thể tích bồn chứa thông minh có bù nhiệt độ trên ESP32"</w:t>
       </w:r>
       <w:r>
@@ -31614,7 +31817,7 @@
         <w:tblLook w:val="04A0" w:firstRow="1" w:lastRow="0" w:firstColumn="1" w:lastColumn="0" w:noHBand="0" w:noVBand="1"/>
       </w:tblPr>
       <w:tblGrid>
-        <w:gridCol w:w="9648"/>
+        <w:gridCol w:w="9506"/>
       </w:tblGrid>
       <w:tr>
         <w:trPr>
@@ -31683,7 +31886,7 @@
         <w:tblLook w:val="04A0" w:firstRow="1" w:lastRow="0" w:firstColumn="1" w:lastColumn="0" w:noHBand="0" w:noVBand="1"/>
       </w:tblPr>
       <w:tblGrid>
-        <w:gridCol w:w="9648"/>
+        <w:gridCol w:w="9506"/>
       </w:tblGrid>
       <w:tr>
         <w:trPr>
@@ -31752,7 +31955,6 @@
           <w:color w:val="800000"/>
           <w:sz w:val="23"/>
         </w:rPr>
-        <w:lastRenderedPageBreak/>
         <w:t>4.3. Kết quả thử nghiệm / Mô phỏng hoạt động &amp; Đánh giá hiệu năng ứng dụng</w:t>
       </w:r>
       <w:r>
@@ -31789,12 +31991,12 @@
         <w:tblLook w:val="04A0" w:firstRow="1" w:lastRow="0" w:firstColumn="1" w:lastColumn="0" w:noHBand="0" w:noVBand="1"/>
       </w:tblPr>
       <w:tblGrid>
-        <w:gridCol w:w="1608"/>
-        <w:gridCol w:w="1608"/>
-        <w:gridCol w:w="1608"/>
-        <w:gridCol w:w="1608"/>
-        <w:gridCol w:w="1608"/>
-        <w:gridCol w:w="1608"/>
+        <w:gridCol w:w="1543"/>
+        <w:gridCol w:w="1554"/>
+        <w:gridCol w:w="1538"/>
+        <w:gridCol w:w="1532"/>
+        <w:gridCol w:w="1549"/>
+        <w:gridCol w:w="1550"/>
       </w:tblGrid>
       <w:tr>
         <w:trPr>
@@ -32655,7 +32857,7 @@
         <w:tblLook w:val="04A0" w:firstRow="1" w:lastRow="0" w:firstColumn="1" w:lastColumn="0" w:noHBand="0" w:noVBand="1"/>
       </w:tblPr>
       <w:tblGrid>
-        <w:gridCol w:w="9648"/>
+        <w:gridCol w:w="9306"/>
       </w:tblGrid>
       <w:tr>
         <w:trPr>
@@ -32731,6 +32933,7 @@
           <w:color w:val="003366"/>
           <w:sz w:val="27"/>
         </w:rPr>
+        <w:lastRenderedPageBreak/>
         <w:t>CHƯƠNG 5: KẾT LUẬN VÀ KIẾN NGHỊ</w:t>
       </w:r>
       <w:r>
@@ -32806,7 +33009,6 @@
           <w:color w:val="800000"/>
           <w:sz w:val="23"/>
         </w:rPr>
-        <w:lastRenderedPageBreak/>
         <w:t>5.2. Đánh giá ưu nhược điểm và Khuyến nghị kỹ thuật</w:t>
       </w:r>
       <w:r>
@@ -33008,8 +33210,8 @@
       </w:r>
     </w:p>
     <w:sectPr>
-      <w:pgSz w:w="12240" w:h="15840"/>
-      <w:pgMar w:top="1152" w:right="1296" w:bottom="1152" w:left="1296" w:header="720" w:footer="720" w:gutter="0"/>
+      <w:pgSz w:w="11906" w:h="16838" w:code="9"/>
+      <w:pgMar w:top="2160" w:right="1440" w:bottom="2160" w:left="1440" w:header="720" w:footer="720" w:gutter="0"/>
       <w:cols w:space="720"/>
       <w:docGrid w:linePitch="360"/>
     </w:sectPr>
